--- a/master template docx/template_purna_reguler.docx
+++ b/master template docx/template_purna_reguler.docx
@@ -3606,16 +3606,16 @@
         </w:rPr>
       </w:pPr>
       <w:bookmarkStart w:id="3" w:name="OLE_LINK19"/>
-      <w:bookmarkStart w:id="4" w:name="OLE_LINK17"/>
-      <w:bookmarkStart w:id="5" w:name="OLE_LINK8"/>
-      <w:bookmarkStart w:id="6" w:name="OLE_LINK33"/>
+      <w:bookmarkStart w:id="4" w:name="OLE_LINK8"/>
+      <w:bookmarkStart w:id="5" w:name="OLE_LINK17"/>
+      <w:bookmarkStart w:id="6" w:name="OLE_LINK3"/>
       <w:bookmarkStart w:id="7" w:name="OLE_LINK27"/>
-      <w:bookmarkStart w:id="8" w:name="OLE_LINK32"/>
-      <w:bookmarkStart w:id="9" w:name="OLE_LINK23"/>
+      <w:bookmarkStart w:id="8" w:name="OLE_LINK24"/>
+      <w:bookmarkStart w:id="9" w:name="OLE_LINK32"/>
       <w:bookmarkStart w:id="10" w:name="OLE_LINK10"/>
-      <w:bookmarkStart w:id="11" w:name="OLE_LINK24"/>
-      <w:bookmarkStart w:id="12" w:name="OLE_LINK3"/>
-      <w:bookmarkStart w:id="13" w:name="OLE_LINK41"/>
+      <w:bookmarkStart w:id="11" w:name="OLE_LINK23"/>
+      <w:bookmarkStart w:id="12" w:name="OLE_LINK41"/>
+      <w:bookmarkStart w:id="13" w:name="OLE_LINK33"/>
       <w:r>
         <w:rPr>
           <w:rFonts w:ascii="Kalinga" w:hAnsi="Kalinga" w:cs="Kalinga"/>
@@ -4565,90 +4565,6 @@
           <w:sz w:val="20"/>
           <w:szCs w:val="20"/>
         </w:rPr>
-        <w:t xml:space="preserve">Rekening BNI Taplus atas nama </w:t>
-      </w:r>
-      <w:r>
-        <w:rPr>
-          <w:rFonts w:hint="default" w:ascii="Kalinga" w:hAnsi="Kalinga"/>
-          <w:color w:val="auto"/>
-          <w:sz w:val="20"/>
-          <w:szCs w:val="20"/>
-          <w:lang w:val="en-US"/>
-        </w:rPr>
-        <w:t xml:space="preserve">Pemohon </w:t>
-      </w:r>
-      <w:r>
-        <w:rPr>
-          <w:rFonts w:hint="default" w:ascii="Kalinga" w:hAnsi="Kalinga"/>
-          <w:color w:val="auto"/>
-          <w:sz w:val="20"/>
-          <w:szCs w:val="20"/>
-        </w:rPr>
-        <w:t xml:space="preserve">yang </w:t>
-      </w:r>
-      <w:r>
-        <w:rPr>
-          <w:rFonts w:hint="default" w:ascii="Kalinga" w:hAnsi="Kalinga"/>
-          <w:color w:val="auto"/>
-          <w:sz w:val="20"/>
-          <w:szCs w:val="20"/>
-          <w:lang w:val="en-US"/>
-        </w:rPr>
-        <w:t>akan dijadikan</w:t>
-      </w:r>
-      <w:r>
-        <w:rPr>
-          <w:rFonts w:hint="default" w:ascii="Kalinga" w:hAnsi="Kalinga"/>
-          <w:color w:val="auto"/>
-          <w:sz w:val="20"/>
-          <w:szCs w:val="20"/>
-        </w:rPr>
-        <w:t xml:space="preserve"> Rekening Payroll Gaji Pensiun </w:t>
-      </w:r>
-      <w:r>
-        <w:rPr>
-          <w:rFonts w:hint="default" w:ascii="Kalinga" w:hAnsi="Kalinga"/>
-          <w:color w:val="auto"/>
-          <w:sz w:val="20"/>
-          <w:szCs w:val="20"/>
-          <w:lang w:val="en-US"/>
-        </w:rPr>
-        <w:t xml:space="preserve">serta </w:t>
-      </w:r>
-      <w:r>
-        <w:rPr>
-          <w:rFonts w:hint="default" w:ascii="Kalinga" w:hAnsi="Kalinga"/>
-          <w:color w:val="auto"/>
-          <w:sz w:val="20"/>
-          <w:szCs w:val="20"/>
-        </w:rPr>
-        <w:t>dijadikan sebagai Rekening Afiliasi Kredit akan diblokir sebesar {{ blokir_angsuran_total | default('0', true) }} ({{ blokir_angsuran_total_terbilang | default('', true) }}) kali angsuran ({{ blokir_angsuran_pindah_gaji | default('0', true) }} ({{ blokir_angsuran_pindah_gaji_terbilang | default('', true) }}) kali angsuran Pindah Gaji (dapat dibuka setelah Gaji Pensiun telah tercermin di Rekening Afiliasi Kredit BNI) dan {{ blokir_angsuran_lunas | default('0', true) }} ({{ blokir_angsuran_lunas_terbilang | default('', true) }}) kali angsuran (Pokok+ Bunga serta ditambah saldo minimum, diblokir sampai Kredit Lunas).Dana ini dapat dipotong dari Pencairan Kredit.</w:t>
-      </w:r>
-    </w:p>
-    <w:p>
-      <w:pPr>
-        <w:pStyle w:val="6"/>
-        <w:numPr>
-          <w:ilvl w:val="0"/>
-          <w:numId w:val="1"/>
-        </w:numPr>
-        <w:spacing w:line="240" w:lineRule="auto"/>
-        <w:ind w:left="360" w:leftChars="0" w:right="160" w:rightChars="0" w:hanging="280" w:firstLineChars="0"/>
-        <w:jc w:val="both"/>
-        <w:rPr>
-          <w:rFonts w:hint="default" w:ascii="Kalinga" w:hAnsi="Kalinga"/>
-          <w:color w:val="auto"/>
-          <w:sz w:val="20"/>
-          <w:szCs w:val="20"/>
-        </w:rPr>
-      </w:pPr>
-      <w:r>
-        <w:rPr>
-          <w:rFonts w:hint="default" w:ascii="Kalinga" w:hAnsi="Kalinga"/>
-          <w:color w:val="auto"/>
-          <w:sz w:val="20"/>
-          <w:szCs w:val="20"/>
-        </w:rPr>
         <w:t>Telah dilakukan Penutupan Asuransi Jiwa Kredit atas nama Pemohon dibuktikan dengan Covernote dari Asuransi Rekanan BNI</w:t>
       </w:r>
       <w:r>
@@ -4688,175 +4604,345 @@
         </w:rPr>
         <w:t>Biaya Propisi, Tata Laksana dan Biaya lainnya (apabila ada) agar didebet dari Rekening Afiliasi atas nama Pemohon</w:t>
       </w:r>
-    </w:p>
-    <w:p>
-      <w:pPr>
-        <w:pStyle w:val="6"/>
-        <w:numPr>
-          <w:ilvl w:val="0"/>
-          <w:numId w:val="1"/>
-        </w:numPr>
-        <w:spacing w:line="240" w:lineRule="auto"/>
-        <w:ind w:left="360" w:leftChars="0" w:right="160" w:rightChars="0" w:hanging="280" w:firstLineChars="0"/>
-        <w:jc w:val="both"/>
-        <w:rPr>
-          <w:rFonts w:hint="default" w:ascii="Kalinga" w:hAnsi="Kalinga"/>
-          <w:color w:val="auto"/>
-          <w:sz w:val="20"/>
-          <w:szCs w:val="20"/>
-        </w:rPr>
-      </w:pPr>
-      <w:r>
-        <w:rPr>
-          <w:rFonts w:ascii="Kalinga" w:hAnsi="Kalinga" w:cs="Kalinga"/>
-          <w:color w:val="auto"/>
-          <w:sz w:val="20"/>
-          <w:szCs w:val="20"/>
-        </w:rPr>
-        <w:t xml:space="preserve">Pencairan dengan Maksimum Kredit sebesar Rp. </w:t>
-      </w:r>
-      <w:r>
-        <w:rPr>
-          <w:rFonts w:hint="default" w:ascii="Kalinga" w:hAnsi="Kalinga"/>
-          <w:color w:val="auto"/>
-          <w:sz w:val="20"/>
-          <w:szCs w:val="20"/>
-          <w:lang w:val="en-US"/>
-        </w:rPr>
-        <w:t xml:space="preserve">{{ usulan_plafon_kredit | default('0', true) }},- </w:t>
-      </w:r>
-      <w:r>
-        <w:rPr>
-          <w:rFonts w:ascii="Kalinga" w:hAnsi="Kalinga" w:cs="Kalinga"/>
-          <w:color w:val="auto"/>
-          <w:sz w:val="20"/>
-          <w:szCs w:val="20"/>
-        </w:rPr>
-        <w:t xml:space="preserve"> akan dilakukan secara sekaligus ke Rekening atas nama Pemoho</w:t>
-      </w:r>
-      <w:r>
-        <w:rPr>
-          <w:rFonts w:hint="default" w:ascii="Kalinga" w:hAnsi="Kalinga" w:cs="Kalinga"/>
-          <w:color w:val="auto"/>
-          <w:sz w:val="20"/>
-          <w:szCs w:val="20"/>
-          <w:lang w:val="en-US"/>
-        </w:rPr>
-        <w:t>n.</w:t>
-      </w:r>
-      <w:r>
-        <w:rPr>
-          <w:rFonts w:hint="default" w:ascii="Kalinga" w:hAnsi="Kalinga"/>
-          <w:color w:val="auto"/>
-          <w:sz w:val="20"/>
-          <w:szCs w:val="20"/>
-        </w:rPr>
-        <w:t>{% for item in syarat_pencairan_list %}</w:t>
-      </w:r>
-    </w:p>
-    <w:p>
-      <w:pPr>
-        <w:pStyle w:val="6"/>
-        <w:numPr>
-          <w:ilvl w:val="0"/>
-          <w:numId w:val="1"/>
-        </w:numPr>
-        <w:spacing w:line="240" w:lineRule="auto"/>
-        <w:ind w:left="360" w:leftChars="0" w:right="160" w:rightChars="0" w:hanging="280" w:firstLineChars="0"/>
-        <w:jc w:val="both"/>
-        <w:rPr>
-          <w:rFonts w:ascii="Kalinga" w:hAnsi="Kalinga" w:cs="Kalinga"/>
-          <w:color w:val="auto"/>
-          <w:sz w:val="20"/>
-          <w:szCs w:val="20"/>
-        </w:rPr>
-      </w:pPr>
-      <w:r>
-        <w:rPr>
-          <w:rFonts w:hint="default" w:ascii="Kalinga" w:hAnsi="Kalinga"/>
-          <w:color w:val="auto"/>
-          <w:sz w:val="20"/>
-          <w:szCs w:val="20"/>
-        </w:rPr>
-        <w:t>{{ item }}{% endfor %}</w:t>
-      </w:r>
-    </w:p>
-    <w:p>
-      <w:pPr>
-        <w:pStyle w:val="6"/>
-        <w:numPr>
-          <w:ilvl w:val="0"/>
-          <w:numId w:val="1"/>
-        </w:numPr>
-        <w:spacing w:line="240" w:lineRule="auto"/>
-        <w:ind w:left="360" w:leftChars="0" w:right="160" w:rightChars="0" w:hanging="280" w:firstLineChars="0"/>
-        <w:jc w:val="both"/>
-        <w:rPr>
-          <w:rFonts w:ascii="Kalinga" w:hAnsi="Kalinga" w:cs="Kalinga"/>
-          <w:color w:val="auto"/>
-          <w:sz w:val="20"/>
-          <w:szCs w:val="20"/>
-        </w:rPr>
-      </w:pPr>
-      <w:r>
-        <w:rPr>
-          <w:rFonts w:hint="default" w:ascii="Kalinga" w:hAnsi="Kalinga"/>
-          <w:color w:val="auto"/>
-          <w:sz w:val="20"/>
-          <w:szCs w:val="20"/>
-        </w:rPr>
-        <w:t>Sisa Pencairan agar diblokir dan dapat dibuka blokir setelah Proses Flagging {% if segmentasi == 'asabri' %}</w:t>
-      </w:r>
-      <w:r>
-        <w:rPr>
-          <w:rFonts w:hint="default" w:ascii="Kalinga" w:hAnsi="Kalinga"/>
-          <w:color w:val="auto"/>
-          <w:sz w:val="20"/>
-          <w:szCs w:val="20"/>
-          <w:lang w:val="en-US"/>
-        </w:rPr>
-        <w:t>ASABRI</w:t>
-      </w:r>
-      <w:r>
-        <w:rPr>
-          <w:rFonts w:hint="default" w:ascii="Kalinga" w:hAnsi="Kalinga"/>
-          <w:color w:val="auto"/>
-          <w:sz w:val="20"/>
-          <w:szCs w:val="20"/>
-        </w:rPr>
-        <w:t>{% else %}</w:t>
-      </w:r>
-      <w:r>
-        <w:rPr>
-          <w:rFonts w:hint="default" w:ascii="Kalinga" w:hAnsi="Kalinga"/>
-          <w:color w:val="auto"/>
-          <w:sz w:val="20"/>
-          <w:szCs w:val="20"/>
-          <w:lang w:val="en-US"/>
-        </w:rPr>
-        <w:t>TASPEN</w:t>
-      </w:r>
-      <w:r>
-        <w:rPr>
-          <w:rFonts w:hint="default" w:ascii="Kalinga" w:hAnsi="Kalinga"/>
-          <w:color w:val="auto"/>
-          <w:sz w:val="20"/>
-          <w:szCs w:val="20"/>
-        </w:rPr>
-        <w:t>{% endif %}</w:t>
-      </w:r>
-      <w:r>
-        <w:rPr>
-          <w:rFonts w:hint="default" w:ascii="Kalinga" w:hAnsi="Kalinga"/>
-          <w:color w:val="auto"/>
-          <w:sz w:val="20"/>
-          <w:szCs w:val="20"/>
-          <w:lang w:val="en-US"/>
-        </w:rPr>
-        <w:t xml:space="preserve"> </w:t>
+      <w:r>
+        <w:rPr>
+          <w:rFonts w:hint="default" w:ascii="Kalinga" w:hAnsi="Kalinga"/>
+          <w:color w:val="auto"/>
+          <w:sz w:val="20"/>
+          <w:szCs w:val="20"/>
+          <w:lang w:val="en-US"/>
+        </w:rPr>
+        <w:t>.</w:t>
       </w:r>
       <w:bookmarkStart w:id="17" w:name="_GoBack"/>
       <w:bookmarkEnd w:id="17"/>
+      <w:r>
+        <w:rPr>
+          <w:rFonts w:hint="default" w:ascii="Kalinga" w:hAnsi="Kalinga"/>
+          <w:color w:val="auto"/>
+          <w:sz w:val="20"/>
+          <w:szCs w:val="20"/>
+        </w:rPr>
+        <w:t>{% for item in syarat_pencairan_list %}</w:t>
+      </w:r>
+    </w:p>
+    <w:p>
+      <w:pPr>
+        <w:pStyle w:val="6"/>
+        <w:numPr>
+          <w:ilvl w:val="0"/>
+          <w:numId w:val="1"/>
+        </w:numPr>
+        <w:spacing w:line="240" w:lineRule="auto"/>
+        <w:ind w:left="360" w:leftChars="0" w:right="160" w:rightChars="0" w:hanging="280" w:firstLineChars="0"/>
+        <w:jc w:val="both"/>
+        <w:rPr>
+          <w:rFonts w:ascii="Kalinga" w:hAnsi="Kalinga" w:cs="Kalinga"/>
+          <w:color w:val="auto"/>
+          <w:sz w:val="20"/>
+          <w:szCs w:val="20"/>
+        </w:rPr>
+      </w:pPr>
+      <w:r>
+        <w:rPr>
+          <w:rFonts w:hint="default" w:ascii="Kalinga" w:hAnsi="Kalinga"/>
+          <w:color w:val="auto"/>
+          <w:sz w:val="20"/>
+          <w:szCs w:val="20"/>
+        </w:rPr>
+        <w:t>{{ item }}{% endfor %}</w:t>
+      </w:r>
+    </w:p>
+    <w:p>
+      <w:pPr>
+        <w:pStyle w:val="6"/>
+        <w:numPr>
+          <w:ilvl w:val="0"/>
+          <w:numId w:val="1"/>
+        </w:numPr>
+        <w:spacing w:line="240" w:lineRule="auto"/>
+        <w:ind w:left="360" w:leftChars="0" w:right="160" w:rightChars="0" w:hanging="280" w:firstLineChars="0"/>
+        <w:jc w:val="both"/>
+        <w:rPr>
+          <w:rFonts w:hint="default" w:ascii="Kalinga" w:hAnsi="Kalinga"/>
+          <w:color w:val="auto"/>
+          <w:sz w:val="20"/>
+          <w:szCs w:val="20"/>
+        </w:rPr>
+      </w:pPr>
+      <w:r>
+        <w:rPr>
+          <w:rFonts w:hint="default" w:ascii="Kalinga" w:hAnsi="Kalinga"/>
+          <w:color w:val="auto"/>
+          <w:sz w:val="20"/>
+          <w:szCs w:val="20"/>
+        </w:rPr>
+        <w:t xml:space="preserve">Rekening BNI Taplus atas nama </w:t>
+      </w:r>
+      <w:r>
+        <w:rPr>
+          <w:rFonts w:hint="default" w:ascii="Kalinga" w:hAnsi="Kalinga"/>
+          <w:color w:val="auto"/>
+          <w:sz w:val="20"/>
+          <w:szCs w:val="20"/>
+          <w:lang w:val="en-US"/>
+        </w:rPr>
+        <w:t xml:space="preserve">Pemohon </w:t>
+      </w:r>
+      <w:r>
+        <w:rPr>
+          <w:rFonts w:hint="default" w:ascii="Kalinga" w:hAnsi="Kalinga"/>
+          <w:color w:val="auto"/>
+          <w:sz w:val="20"/>
+          <w:szCs w:val="20"/>
+        </w:rPr>
+        <w:t xml:space="preserve">yang </w:t>
+      </w:r>
+      <w:r>
+        <w:rPr>
+          <w:rFonts w:hint="default" w:ascii="Kalinga" w:hAnsi="Kalinga"/>
+          <w:color w:val="auto"/>
+          <w:sz w:val="20"/>
+          <w:szCs w:val="20"/>
+          <w:lang w:val="en-US"/>
+        </w:rPr>
+        <w:t>akan dijadikan</w:t>
+      </w:r>
+      <w:r>
+        <w:rPr>
+          <w:rFonts w:hint="default" w:ascii="Kalinga" w:hAnsi="Kalinga"/>
+          <w:color w:val="auto"/>
+          <w:sz w:val="20"/>
+          <w:szCs w:val="20"/>
+        </w:rPr>
+        <w:t xml:space="preserve"> Rekening Payroll Gaji Pensiun </w:t>
+      </w:r>
+      <w:r>
+        <w:rPr>
+          <w:rFonts w:hint="default" w:ascii="Kalinga" w:hAnsi="Kalinga"/>
+          <w:color w:val="auto"/>
+          <w:sz w:val="20"/>
+          <w:szCs w:val="20"/>
+          <w:lang w:val="en-US"/>
+        </w:rPr>
+        <w:t xml:space="preserve">serta </w:t>
+      </w:r>
+      <w:r>
+        <w:rPr>
+          <w:rFonts w:hint="default" w:ascii="Kalinga" w:hAnsi="Kalinga"/>
+          <w:color w:val="auto"/>
+          <w:sz w:val="20"/>
+          <w:szCs w:val="20"/>
+        </w:rPr>
+        <w:t xml:space="preserve">dijadikan sebagai Rekening Afiliasi Kredit akan diblokir sebesar {{ blokir_angsuran_total | default('0', true) }} ({{ blokir_angsuran_total_terbilang | default('', true) }}) kali angsuran ({{ blokir_angsuran_pindah_gaji | default('0', true) }} ({{ blokir_angsuran_pindah_gaji_terbilang | default('', true) }}) kali angsuran Pindah Gaji (dapat dibuka setelah Gaji Pensiun telah tercermin di Rekening Afiliasi Kredit BNI) dan {{ blokir_angsuran_lunas | default('0', true) }} ({{ blokir_angsuran_lunas_terbilang | default('', true) }}) kali angsuran (Pokok+ Bunga serta ditambah saldo minimum, </w:t>
+      </w:r>
+      <w:r>
+        <w:rPr>
+          <w:rFonts w:hint="default" w:ascii="Kalinga" w:hAnsi="Kalinga"/>
+          <w:color w:val="auto"/>
+          <w:sz w:val="20"/>
+          <w:szCs w:val="20"/>
+          <w:lang w:val="en-US"/>
+        </w:rPr>
+        <w:t>dapat dibuka blokir saat</w:t>
+      </w:r>
+      <w:r>
+        <w:rPr>
+          <w:rFonts w:hint="default" w:ascii="Kalinga" w:hAnsi="Kalinga"/>
+          <w:color w:val="auto"/>
+          <w:sz w:val="20"/>
+          <w:szCs w:val="20"/>
+        </w:rPr>
+        <w:t xml:space="preserve"> </w:t>
+      </w:r>
+      <w:r>
+        <w:rPr>
+          <w:rFonts w:hint="default" w:ascii="Kalinga" w:hAnsi="Kalinga"/>
+          <w:color w:val="auto"/>
+          <w:sz w:val="20"/>
+          <w:szCs w:val="20"/>
+          <w:lang w:val="en-US"/>
+        </w:rPr>
+        <w:t>kredit lunas</w:t>
+      </w:r>
+      <w:r>
+        <w:rPr>
+          <w:rFonts w:hint="default" w:ascii="Kalinga" w:hAnsi="Kalinga"/>
+          <w:color w:val="auto"/>
+          <w:sz w:val="20"/>
+          <w:szCs w:val="20"/>
+        </w:rPr>
+        <w:t>).</w:t>
+      </w:r>
+      <w:r>
+        <w:rPr>
+          <w:rFonts w:hint="default" w:ascii="Kalinga" w:hAnsi="Kalinga"/>
+          <w:color w:val="auto"/>
+          <w:sz w:val="20"/>
+          <w:szCs w:val="20"/>
+          <w:lang w:val="en-US"/>
+        </w:rPr>
+        <w:t xml:space="preserve"> </w:t>
+      </w:r>
+      <w:r>
+        <w:rPr>
+          <w:rFonts w:hint="default" w:ascii="Kalinga" w:hAnsi="Kalinga"/>
+          <w:color w:val="auto"/>
+          <w:sz w:val="20"/>
+          <w:szCs w:val="20"/>
+        </w:rPr>
+        <w:t>Dana ini dapat dipotong dari Pencairan Kredit.</w:t>
+      </w:r>
+    </w:p>
+    <w:p>
+      <w:pPr>
+        <w:pStyle w:val="6"/>
+        <w:numPr>
+          <w:ilvl w:val="0"/>
+          <w:numId w:val="1"/>
+        </w:numPr>
+        <w:spacing w:line="240" w:lineRule="auto"/>
+        <w:ind w:left="360" w:leftChars="0" w:right="160" w:rightChars="0" w:hanging="280" w:firstLineChars="0"/>
+        <w:jc w:val="both"/>
+        <w:rPr>
+          <w:rFonts w:ascii="Kalinga" w:hAnsi="Kalinga" w:cs="Kalinga"/>
+          <w:color w:val="auto"/>
+          <w:sz w:val="20"/>
+          <w:szCs w:val="20"/>
+        </w:rPr>
+      </w:pPr>
+      <w:r>
+        <w:rPr>
+          <w:rFonts w:ascii="Kalinga" w:hAnsi="Kalinga" w:cs="Kalinga"/>
+          <w:color w:val="auto"/>
+          <w:sz w:val="20"/>
+          <w:szCs w:val="20"/>
+        </w:rPr>
+        <w:t xml:space="preserve">Pencairan dengan Maksimum Kredit sebesar Rp. </w:t>
+      </w:r>
+      <w:r>
+        <w:rPr>
+          <w:rFonts w:hint="default" w:ascii="Kalinga" w:hAnsi="Kalinga"/>
+          <w:color w:val="auto"/>
+          <w:sz w:val="20"/>
+          <w:szCs w:val="20"/>
+          <w:lang w:val="en-US"/>
+        </w:rPr>
+        <w:t xml:space="preserve">{{ usulan_plafon_kredit | default('0', true) }},- </w:t>
+      </w:r>
+      <w:r>
+        <w:rPr>
+          <w:rFonts w:ascii="Kalinga" w:hAnsi="Kalinga" w:cs="Kalinga"/>
+          <w:color w:val="auto"/>
+          <w:sz w:val="20"/>
+          <w:szCs w:val="20"/>
+        </w:rPr>
+        <w:t xml:space="preserve"> akan dilakukan secara sekaligus ke Rekening atas nama Pemoho</w:t>
+      </w:r>
+      <w:r>
+        <w:rPr>
+          <w:rFonts w:hint="default" w:ascii="Kalinga" w:hAnsi="Kalinga" w:cs="Kalinga"/>
+          <w:color w:val="auto"/>
+          <w:sz w:val="20"/>
+          <w:szCs w:val="20"/>
+          <w:lang w:val="en-US"/>
+        </w:rPr>
+        <w:t>n.</w:t>
+      </w:r>
+    </w:p>
+    <w:p>
+      <w:pPr>
+        <w:pStyle w:val="6"/>
+        <w:numPr>
+          <w:ilvl w:val="0"/>
+          <w:numId w:val="1"/>
+        </w:numPr>
+        <w:spacing w:line="240" w:lineRule="auto"/>
+        <w:ind w:left="360" w:leftChars="0" w:right="160" w:rightChars="0" w:hanging="280" w:firstLineChars="0"/>
+        <w:jc w:val="both"/>
+        <w:rPr>
+          <w:rFonts w:ascii="Kalinga" w:hAnsi="Kalinga" w:cs="Kalinga"/>
+          <w:color w:val="auto"/>
+          <w:sz w:val="20"/>
+          <w:szCs w:val="20"/>
+        </w:rPr>
+      </w:pPr>
+      <w:r>
+        <w:rPr>
+          <w:rFonts w:hint="default" w:ascii="Kalinga" w:hAnsi="Kalinga"/>
+          <w:color w:val="auto"/>
+          <w:sz w:val="20"/>
+          <w:szCs w:val="20"/>
+        </w:rPr>
+        <w:t xml:space="preserve">Sisa Pencairan </w:t>
+      </w:r>
+      <w:r>
+        <w:rPr>
+          <w:rFonts w:hint="default" w:ascii="Kalinga" w:hAnsi="Kalinga"/>
+          <w:color w:val="auto"/>
+          <w:sz w:val="20"/>
+          <w:szCs w:val="20"/>
+          <w:lang w:val="en-US"/>
+        </w:rPr>
+        <w:t>dapat dilakukan</w:t>
+      </w:r>
+      <w:r>
+        <w:rPr>
+          <w:rFonts w:hint="default" w:ascii="Kalinga" w:hAnsi="Kalinga"/>
+          <w:color w:val="auto"/>
+          <w:sz w:val="20"/>
+          <w:szCs w:val="20"/>
+        </w:rPr>
+        <w:t xml:space="preserve"> setelah Proses Flagging {% if segmentasi == 'asabri' %}</w:t>
+      </w:r>
+      <w:r>
+        <w:rPr>
+          <w:rFonts w:hint="default" w:ascii="Kalinga" w:hAnsi="Kalinga"/>
+          <w:color w:val="auto"/>
+          <w:sz w:val="20"/>
+          <w:szCs w:val="20"/>
+          <w:lang w:val="en-US"/>
+        </w:rPr>
+        <w:t>ASABRI</w:t>
+      </w:r>
+      <w:r>
+        <w:rPr>
+          <w:rFonts w:hint="default" w:ascii="Kalinga" w:hAnsi="Kalinga"/>
+          <w:color w:val="auto"/>
+          <w:sz w:val="20"/>
+          <w:szCs w:val="20"/>
+        </w:rPr>
+        <w:t>{% else %}</w:t>
+      </w:r>
+      <w:r>
+        <w:rPr>
+          <w:rFonts w:hint="default" w:ascii="Kalinga" w:hAnsi="Kalinga"/>
+          <w:color w:val="auto"/>
+          <w:sz w:val="20"/>
+          <w:szCs w:val="20"/>
+          <w:lang w:val="en-US"/>
+        </w:rPr>
+        <w:t>TASPEN</w:t>
+      </w:r>
+      <w:r>
+        <w:rPr>
+          <w:rFonts w:hint="default" w:ascii="Kalinga" w:hAnsi="Kalinga"/>
+          <w:color w:val="auto"/>
+          <w:sz w:val="20"/>
+          <w:szCs w:val="20"/>
+        </w:rPr>
+        <w:t>{% endif %}</w:t>
+      </w:r>
+      <w:r>
+        <w:rPr>
+          <w:rFonts w:hint="default" w:ascii="Kalinga" w:hAnsi="Kalinga"/>
+          <w:color w:val="auto"/>
+          <w:sz w:val="20"/>
+          <w:szCs w:val="20"/>
+          <w:lang w:val="en-US"/>
+        </w:rPr>
+        <w:t xml:space="preserve"> </w:t>
+      </w:r>
       <w:r>
         <w:rPr>
           <w:rFonts w:hint="default" w:ascii="Kalinga" w:hAnsi="Kalinga"/>
